--- a/docs/Screen Design Document.docx
+++ b/docs/Screen Design Document.docx
@@ -489,7 +489,7 @@
       <w:pPr>
         <w:pStyle w:val="Heading2"/>
       </w:pPr>
-      <w:bookmarkStart w:id="0" w:name="_Toc240872213"/>
+      <w:bookmarkStart w:id="0" w:name="_Toc240876158"/>
       <w:r>
         <w:t>Revision History</w:t>
       </w:r>
@@ -912,7 +912,7 @@
       <w:pPr>
         <w:pStyle w:val="Heading1"/>
       </w:pPr>
-      <w:bookmarkStart w:id="1" w:name="_Toc240872214"/>
+      <w:bookmarkStart w:id="1" w:name="_Toc240876159"/>
       <w:r>
         <w:lastRenderedPageBreak/>
         <w:t>Table of Contents</w:t>
@@ -963,7 +963,7 @@
         <w:rPr>
           <w:noProof/>
         </w:rPr>
-        <w:instrText xml:space="preserve"> PAGEREF _Toc240872213 \h </w:instrText>
+        <w:instrText xml:space="preserve"> PAGEREF _Toc240876158 \h </w:instrText>
       </w:r>
       <w:r>
         <w:rPr>
@@ -1024,7 +1024,7 @@
         <w:rPr>
           <w:noProof/>
         </w:rPr>
-        <w:instrText xml:space="preserve"> PAGEREF _Toc240872214 \h </w:instrText>
+        <w:instrText xml:space="preserve"> PAGEREF _Toc240876159 \h </w:instrText>
       </w:r>
       <w:r>
         <w:rPr>
@@ -1085,7 +1085,7 @@
         <w:rPr>
           <w:noProof/>
         </w:rPr>
-        <w:instrText xml:space="preserve"> PAGEREF _Toc240872215 \h </w:instrText>
+        <w:instrText xml:space="preserve"> PAGEREF _Toc240876160 \h </w:instrText>
       </w:r>
       <w:r>
         <w:rPr>
@@ -1146,7 +1146,7 @@
         <w:rPr>
           <w:noProof/>
         </w:rPr>
-        <w:instrText xml:space="preserve"> PAGEREF _Toc240872216 \h </w:instrText>
+        <w:instrText xml:space="preserve"> PAGEREF _Toc240876161 \h </w:instrText>
       </w:r>
       <w:r>
         <w:rPr>
@@ -1207,7 +1207,7 @@
         <w:rPr>
           <w:noProof/>
         </w:rPr>
-        <w:instrText xml:space="preserve"> PAGEREF _Toc240872217 \h </w:instrText>
+        <w:instrText xml:space="preserve"> PAGEREF _Toc240876162 \h </w:instrText>
       </w:r>
       <w:r>
         <w:rPr>
@@ -1268,7 +1268,7 @@
         <w:rPr>
           <w:noProof/>
         </w:rPr>
-        <w:instrText xml:space="preserve"> PAGEREF _Toc240872218 \h </w:instrText>
+        <w:instrText xml:space="preserve"> PAGEREF _Toc240876163 \h </w:instrText>
       </w:r>
       <w:r>
         <w:rPr>
@@ -1329,7 +1329,7 @@
         <w:rPr>
           <w:noProof/>
         </w:rPr>
-        <w:instrText xml:space="preserve"> PAGEREF _Toc240872219 \h </w:instrText>
+        <w:instrText xml:space="preserve"> PAGEREF _Toc240876164 \h </w:instrText>
       </w:r>
       <w:r>
         <w:rPr>
@@ -1390,7 +1390,7 @@
         <w:rPr>
           <w:noProof/>
         </w:rPr>
-        <w:instrText xml:space="preserve"> PAGEREF _Toc240872220 \h </w:instrText>
+        <w:instrText xml:space="preserve"> PAGEREF _Toc240876165 \h </w:instrText>
       </w:r>
       <w:r>
         <w:rPr>
@@ -1448,7 +1448,7 @@
         <w:rPr>
           <w:noProof/>
         </w:rPr>
-        <w:instrText xml:space="preserve"> PAGEREF _Toc240872221 \h </w:instrText>
+        <w:instrText xml:space="preserve"> PAGEREF _Toc240876166 \h </w:instrText>
       </w:r>
       <w:r>
         <w:rPr>
@@ -1506,7 +1506,7 @@
         <w:rPr>
           <w:noProof/>
         </w:rPr>
-        <w:instrText xml:space="preserve"> PAGEREF _Toc240872222 \h </w:instrText>
+        <w:instrText xml:space="preserve"> PAGEREF _Toc240876167 \h </w:instrText>
       </w:r>
       <w:r>
         <w:rPr>
@@ -1564,7 +1564,7 @@
         <w:rPr>
           <w:noProof/>
         </w:rPr>
-        <w:instrText xml:space="preserve"> PAGEREF _Toc240872223 \h </w:instrText>
+        <w:instrText xml:space="preserve"> PAGEREF _Toc240876168 \h </w:instrText>
       </w:r>
       <w:r>
         <w:rPr>
@@ -1622,7 +1622,7 @@
         <w:rPr>
           <w:noProof/>
         </w:rPr>
-        <w:instrText xml:space="preserve"> PAGEREF _Toc240872224 \h </w:instrText>
+        <w:instrText xml:space="preserve"> PAGEREF _Toc240876169 \h </w:instrText>
       </w:r>
       <w:r>
         <w:rPr>
@@ -1680,7 +1680,7 @@
         <w:rPr>
           <w:noProof/>
         </w:rPr>
-        <w:instrText xml:space="preserve"> PAGEREF _Toc240872225 \h </w:instrText>
+        <w:instrText xml:space="preserve"> PAGEREF _Toc240876170 \h </w:instrText>
       </w:r>
       <w:r>
         <w:rPr>
@@ -1741,7 +1741,7 @@
         <w:rPr>
           <w:noProof/>
         </w:rPr>
-        <w:instrText xml:space="preserve"> PAGEREF _Toc240872226 \h </w:instrText>
+        <w:instrText xml:space="preserve"> PAGEREF _Toc240876171 \h </w:instrText>
       </w:r>
       <w:r>
         <w:rPr>
@@ -1802,7 +1802,7 @@
         <w:rPr>
           <w:noProof/>
         </w:rPr>
-        <w:instrText xml:space="preserve"> PAGEREF _Toc240872227 \h </w:instrText>
+        <w:instrText xml:space="preserve"> PAGEREF _Toc240876172 \h </w:instrText>
       </w:r>
       <w:r>
         <w:rPr>
@@ -1863,7 +1863,7 @@
         <w:rPr>
           <w:noProof/>
         </w:rPr>
-        <w:instrText xml:space="preserve"> PAGEREF _Toc240872228 \h </w:instrText>
+        <w:instrText xml:space="preserve"> PAGEREF _Toc240876173 \h </w:instrText>
       </w:r>
       <w:r>
         <w:rPr>
@@ -1924,7 +1924,7 @@
         <w:rPr>
           <w:noProof/>
         </w:rPr>
-        <w:instrText xml:space="preserve"> PAGEREF _Toc240872229 \h </w:instrText>
+        <w:instrText xml:space="preserve"> PAGEREF _Toc240876174 \h </w:instrText>
       </w:r>
       <w:r>
         <w:rPr>
@@ -1985,7 +1985,7 @@
         <w:rPr>
           <w:noProof/>
         </w:rPr>
-        <w:instrText xml:space="preserve"> PAGEREF _Toc240872230 \h </w:instrText>
+        <w:instrText xml:space="preserve"> PAGEREF _Toc240876175 \h </w:instrText>
       </w:r>
       <w:r>
         <w:rPr>
@@ -2046,7 +2046,7 @@
         <w:rPr>
           <w:noProof/>
         </w:rPr>
-        <w:instrText xml:space="preserve"> PAGEREF _Toc240872231 \h </w:instrText>
+        <w:instrText xml:space="preserve"> PAGEREF _Toc240876176 \h </w:instrText>
       </w:r>
       <w:r>
         <w:rPr>
@@ -2107,7 +2107,7 @@
         <w:rPr>
           <w:noProof/>
         </w:rPr>
-        <w:instrText xml:space="preserve"> PAGEREF _Toc240872232 \h </w:instrText>
+        <w:instrText xml:space="preserve"> PAGEREF _Toc240876177 \h </w:instrText>
       </w:r>
       <w:r>
         <w:rPr>
@@ -2168,7 +2168,7 @@
         <w:rPr>
           <w:noProof/>
         </w:rPr>
-        <w:instrText xml:space="preserve"> PAGEREF _Toc240872233 \h </w:instrText>
+        <w:instrText xml:space="preserve"> PAGEREF _Toc240876178 \h </w:instrText>
       </w:r>
       <w:r>
         <w:rPr>
@@ -2229,7 +2229,7 @@
         <w:rPr>
           <w:noProof/>
         </w:rPr>
-        <w:instrText xml:space="preserve"> PAGEREF _Toc240872234 \h </w:instrText>
+        <w:instrText xml:space="preserve"> PAGEREF _Toc240876179 \h </w:instrText>
       </w:r>
       <w:r>
         <w:rPr>
@@ -2290,7 +2290,7 @@
         <w:rPr>
           <w:noProof/>
         </w:rPr>
-        <w:instrText xml:space="preserve"> PAGEREF _Toc240872235 \h </w:instrText>
+        <w:instrText xml:space="preserve"> PAGEREF _Toc240876180 \h </w:instrText>
       </w:r>
       <w:r>
         <w:rPr>
@@ -2351,7 +2351,7 @@
         <w:rPr>
           <w:noProof/>
         </w:rPr>
-        <w:instrText xml:space="preserve"> PAGEREF _Toc240872236 \h </w:instrText>
+        <w:instrText xml:space="preserve"> PAGEREF _Toc240876181 \h </w:instrText>
       </w:r>
       <w:r>
         <w:rPr>
@@ -2412,7 +2412,7 @@
         <w:rPr>
           <w:noProof/>
         </w:rPr>
-        <w:instrText xml:space="preserve"> PAGEREF _Toc240872237 \h </w:instrText>
+        <w:instrText xml:space="preserve"> PAGEREF _Toc240876182 \h </w:instrText>
       </w:r>
       <w:r>
         <w:rPr>
@@ -2473,7 +2473,7 @@
         <w:rPr>
           <w:noProof/>
         </w:rPr>
-        <w:instrText xml:space="preserve"> PAGEREF _Toc240872238 \h </w:instrText>
+        <w:instrText xml:space="preserve"> PAGEREF _Toc240876183 \h </w:instrText>
       </w:r>
       <w:r>
         <w:rPr>
@@ -2534,7 +2534,7 @@
         <w:rPr>
           <w:noProof/>
         </w:rPr>
-        <w:instrText xml:space="preserve"> PAGEREF _Toc240872239 \h </w:instrText>
+        <w:instrText xml:space="preserve"> PAGEREF _Toc240876184 \h </w:instrText>
       </w:r>
       <w:r>
         <w:rPr>
@@ -2595,7 +2595,7 @@
         <w:rPr>
           <w:noProof/>
         </w:rPr>
-        <w:instrText xml:space="preserve"> PAGEREF _Toc240872240 \h </w:instrText>
+        <w:instrText xml:space="preserve"> PAGEREF _Toc240876185 \h </w:instrText>
       </w:r>
       <w:r>
         <w:rPr>
@@ -2656,7 +2656,7 @@
         <w:rPr>
           <w:noProof/>
         </w:rPr>
-        <w:instrText xml:space="preserve"> PAGEREF _Toc240872241 \h </w:instrText>
+        <w:instrText xml:space="preserve"> PAGEREF _Toc240876186 \h </w:instrText>
       </w:r>
       <w:r>
         <w:rPr>
@@ -2717,7 +2717,7 @@
         <w:rPr>
           <w:noProof/>
         </w:rPr>
-        <w:instrText xml:space="preserve"> PAGEREF _Toc240872242 \h </w:instrText>
+        <w:instrText xml:space="preserve"> PAGEREF _Toc240876187 \h </w:instrText>
       </w:r>
       <w:r>
         <w:rPr>
@@ -2778,7 +2778,7 @@
         <w:rPr>
           <w:noProof/>
         </w:rPr>
-        <w:instrText xml:space="preserve"> PAGEREF _Toc240872243 \h </w:instrText>
+        <w:instrText xml:space="preserve"> PAGEREF _Toc240876188 \h </w:instrText>
       </w:r>
       <w:r>
         <w:rPr>
@@ -2839,7 +2839,7 @@
         <w:rPr>
           <w:noProof/>
         </w:rPr>
-        <w:instrText xml:space="preserve"> PAGEREF _Toc240872244 \h </w:instrText>
+        <w:instrText xml:space="preserve"> PAGEREF _Toc240876189 \h </w:instrText>
       </w:r>
       <w:r>
         <w:rPr>
@@ -2900,7 +2900,7 @@
         <w:rPr>
           <w:noProof/>
         </w:rPr>
-        <w:instrText xml:space="preserve"> PAGEREF _Toc240872245 \h </w:instrText>
+        <w:instrText xml:space="preserve"> PAGEREF _Toc240876190 \h </w:instrText>
       </w:r>
       <w:r>
         <w:rPr>
@@ -2962,7 +2962,7 @@
         <w:rPr>
           <w:noProof/>
         </w:rPr>
-        <w:instrText xml:space="preserve"> PAGEREF _Toc240872246 \h </w:instrText>
+        <w:instrText xml:space="preserve"> PAGEREF _Toc240876191 \h </w:instrText>
       </w:r>
       <w:r>
         <w:rPr>
@@ -3023,7 +3023,7 @@
         <w:rPr>
           <w:noProof/>
         </w:rPr>
-        <w:instrText xml:space="preserve"> PAGEREF _Toc240872247 \h </w:instrText>
+        <w:instrText xml:space="preserve"> PAGEREF _Toc240876192 \h </w:instrText>
       </w:r>
       <w:r>
         <w:rPr>
@@ -3084,7 +3084,7 @@
         <w:rPr>
           <w:noProof/>
         </w:rPr>
-        <w:instrText xml:space="preserve"> PAGEREF _Toc240872248 \h </w:instrText>
+        <w:instrText xml:space="preserve"> PAGEREF _Toc240876193 \h </w:instrText>
       </w:r>
       <w:r>
         <w:rPr>
@@ -3145,7 +3145,7 @@
         <w:rPr>
           <w:noProof/>
         </w:rPr>
-        <w:instrText xml:space="preserve"> PAGEREF _Toc240872249 \h </w:instrText>
+        <w:instrText xml:space="preserve"> PAGEREF _Toc240876194 \h </w:instrText>
       </w:r>
       <w:r>
         <w:rPr>
@@ -3206,7 +3206,7 @@
         <w:rPr>
           <w:noProof/>
         </w:rPr>
-        <w:instrText xml:space="preserve"> PAGEREF _Toc240872250 \h </w:instrText>
+        <w:instrText xml:space="preserve"> PAGEREF _Toc240876195 \h </w:instrText>
       </w:r>
       <w:r>
         <w:rPr>
@@ -3267,7 +3267,7 @@
         <w:rPr>
           <w:noProof/>
         </w:rPr>
-        <w:instrText xml:space="preserve"> PAGEREF _Toc240872251 \h </w:instrText>
+        <w:instrText xml:space="preserve"> PAGEREF _Toc240876196 \h </w:instrText>
       </w:r>
       <w:r>
         <w:rPr>
@@ -3328,7 +3328,7 @@
         <w:rPr>
           <w:noProof/>
         </w:rPr>
-        <w:instrText xml:space="preserve"> PAGEREF _Toc240872252 \h </w:instrText>
+        <w:instrText xml:space="preserve"> PAGEREF _Toc240876197 \h </w:instrText>
       </w:r>
       <w:r>
         <w:rPr>
@@ -3389,7 +3389,7 @@
         <w:rPr>
           <w:noProof/>
         </w:rPr>
-        <w:instrText xml:space="preserve"> PAGEREF _Toc240872253 \h </w:instrText>
+        <w:instrText xml:space="preserve"> PAGEREF _Toc240876198 \h </w:instrText>
       </w:r>
       <w:r>
         <w:rPr>
@@ -3450,7 +3450,7 @@
         <w:rPr>
           <w:noProof/>
         </w:rPr>
-        <w:instrText xml:space="preserve"> PAGEREF _Toc240872254 \h </w:instrText>
+        <w:instrText xml:space="preserve"> PAGEREF _Toc240876199 \h </w:instrText>
       </w:r>
       <w:r>
         <w:rPr>
@@ -3511,7 +3511,7 @@
         <w:rPr>
           <w:noProof/>
         </w:rPr>
-        <w:instrText xml:space="preserve"> PAGEREF _Toc240872255 \h </w:instrText>
+        <w:instrText xml:space="preserve"> PAGEREF _Toc240876200 \h </w:instrText>
       </w:r>
       <w:r>
         <w:rPr>
@@ -3572,7 +3572,7 @@
         <w:rPr>
           <w:noProof/>
         </w:rPr>
-        <w:instrText xml:space="preserve"> PAGEREF _Toc240872256 \h </w:instrText>
+        <w:instrText xml:space="preserve"> PAGEREF _Toc240876201 \h </w:instrText>
       </w:r>
       <w:r>
         <w:rPr>
@@ -3633,7 +3633,7 @@
         <w:rPr>
           <w:noProof/>
         </w:rPr>
-        <w:instrText xml:space="preserve"> PAGEREF _Toc240872257 \h </w:instrText>
+        <w:instrText xml:space="preserve"> PAGEREF _Toc240876202 \h </w:instrText>
       </w:r>
       <w:r>
         <w:rPr>
@@ -3694,7 +3694,7 @@
         <w:rPr>
           <w:noProof/>
         </w:rPr>
-        <w:instrText xml:space="preserve"> PAGEREF _Toc240872258 \h </w:instrText>
+        <w:instrText xml:space="preserve"> PAGEREF _Toc240876203 \h </w:instrText>
       </w:r>
       <w:r>
         <w:rPr>
@@ -3755,7 +3755,7 @@
         <w:rPr>
           <w:noProof/>
         </w:rPr>
-        <w:instrText xml:space="preserve"> PAGEREF _Toc240872259 \h </w:instrText>
+        <w:instrText xml:space="preserve"> PAGEREF _Toc240876204 \h </w:instrText>
       </w:r>
       <w:r>
         <w:rPr>
@@ -3816,7 +3816,7 @@
         <w:rPr>
           <w:noProof/>
         </w:rPr>
-        <w:instrText xml:space="preserve"> PAGEREF _Toc240872260 \h </w:instrText>
+        <w:instrText xml:space="preserve"> PAGEREF _Toc240876205 \h </w:instrText>
       </w:r>
       <w:r>
         <w:rPr>
@@ -3877,7 +3877,7 @@
         <w:rPr>
           <w:noProof/>
         </w:rPr>
-        <w:instrText xml:space="preserve"> PAGEREF _Toc240872261 \h </w:instrText>
+        <w:instrText xml:space="preserve"> PAGEREF _Toc240876206 \h </w:instrText>
       </w:r>
       <w:r>
         <w:rPr>
@@ -3938,7 +3938,7 @@
         <w:rPr>
           <w:noProof/>
         </w:rPr>
-        <w:instrText xml:space="preserve"> PAGEREF _Toc240872262 \h </w:instrText>
+        <w:instrText xml:space="preserve"> PAGEREF _Toc240876207 \h </w:instrText>
       </w:r>
       <w:r>
         <w:rPr>
@@ -3999,7 +3999,7 @@
         <w:rPr>
           <w:noProof/>
         </w:rPr>
-        <w:instrText xml:space="preserve"> PAGEREF _Toc240872263 \h </w:instrText>
+        <w:instrText xml:space="preserve"> PAGEREF _Toc240876208 \h </w:instrText>
       </w:r>
       <w:r>
         <w:rPr>
@@ -4060,7 +4060,7 @@
         <w:rPr>
           <w:noProof/>
         </w:rPr>
-        <w:instrText xml:space="preserve"> PAGEREF _Toc240872264 \h </w:instrText>
+        <w:instrText xml:space="preserve"> PAGEREF _Toc240876209 \h </w:instrText>
       </w:r>
       <w:r>
         <w:rPr>
@@ -4103,7 +4103,7 @@
       <w:pPr>
         <w:pStyle w:val="Heading1"/>
       </w:pPr>
-      <w:bookmarkStart w:id="2" w:name="_Toc240872215"/>
+      <w:bookmarkStart w:id="2" w:name="_Toc240876160"/>
       <w:r>
         <w:lastRenderedPageBreak/>
         <w:t>1. Introduction</w:t>
@@ -4114,7 +4114,7 @@
       <w:pPr>
         <w:pStyle w:val="Heading2"/>
       </w:pPr>
-      <w:bookmarkStart w:id="3" w:name="_Toc240872216"/>
+      <w:bookmarkStart w:id="3" w:name="_Toc240876161"/>
       <w:r>
         <w:t>1.1 Purpose</w:t>
       </w:r>
@@ -4134,7 +4134,7 @@
       <w:pPr>
         <w:pStyle w:val="Heading2"/>
       </w:pPr>
-      <w:bookmarkStart w:id="4" w:name="_Toc240872217"/>
+      <w:bookmarkStart w:id="4" w:name="_Toc240876162"/>
       <w:r>
         <w:t>1.2 Design Intent</w:t>
       </w:r>
@@ -4149,7 +4149,7 @@
       <w:pPr>
         <w:pStyle w:val="Heading2"/>
       </w:pPr>
-      <w:bookmarkStart w:id="5" w:name="_Toc240872218"/>
+      <w:bookmarkStart w:id="5" w:name="_Toc240876163"/>
       <w:r>
         <w:t>1.3 Implementation Note</w:t>
       </w:r>
@@ -4177,7 +4177,7 @@
       <w:pPr>
         <w:pStyle w:val="Heading1"/>
       </w:pPr>
-      <w:bookmarkStart w:id="6" w:name="_Toc240872219"/>
+      <w:bookmarkStart w:id="6" w:name="_Toc240876164"/>
       <w:r>
         <w:lastRenderedPageBreak/>
         <w:t>2. Design System</w:t>
@@ -4188,7 +4188,7 @@
       <w:pPr>
         <w:pStyle w:val="Heading2"/>
       </w:pPr>
-      <w:bookmarkStart w:id="7" w:name="_Toc240872220"/>
+      <w:bookmarkStart w:id="7" w:name="_Toc240876165"/>
       <w:r>
         <w:t>2.1 Colour</w:t>
       </w:r>
@@ -4203,7 +4203,7 @@
       <w:pPr>
         <w:pStyle w:val="Heading3"/>
       </w:pPr>
-      <w:bookmarkStart w:id="8" w:name="_Toc240872221"/>
+      <w:bookmarkStart w:id="8" w:name="_Toc240876166"/>
       <w:r>
         <w:t>2.1.1 Surfaces</w:t>
       </w:r>
@@ -4897,7 +4897,7 @@
       <w:pPr>
         <w:pStyle w:val="Heading3"/>
       </w:pPr>
-      <w:bookmarkStart w:id="9" w:name="_Toc240872222"/>
+      <w:bookmarkStart w:id="9" w:name="_Toc240876167"/>
       <w:r>
         <w:t>2.1.2 Lines</w:t>
       </w:r>
@@ -5224,7 +5224,7 @@
       <w:pPr>
         <w:pStyle w:val="Heading3"/>
       </w:pPr>
-      <w:bookmarkStart w:id="10" w:name="_Toc240872223"/>
+      <w:bookmarkStart w:id="10" w:name="_Toc240876168"/>
       <w:r>
         <w:t>2.1.3 Accent</w:t>
       </w:r>
@@ -5628,7 +5628,7 @@
       <w:pPr>
         <w:pStyle w:val="Heading3"/>
       </w:pPr>
-      <w:bookmarkStart w:id="11" w:name="_Toc240872224"/>
+      <w:bookmarkStart w:id="11" w:name="_Toc240876169"/>
       <w:r>
         <w:t>2.1.4 Text</w:t>
       </w:r>
@@ -6032,7 +6032,7 @@
       <w:pPr>
         <w:pStyle w:val="Heading3"/>
       </w:pPr>
-      <w:bookmarkStart w:id="12" w:name="_Toc240872225"/>
+      <w:bookmarkStart w:id="12" w:name="_Toc240876170"/>
       <w:r>
         <w:lastRenderedPageBreak/>
         <w:t>2.1.5 Status</w:t>
@@ -6587,7 +6587,7 @@
       <w:pPr>
         <w:pStyle w:val="Heading2"/>
       </w:pPr>
-      <w:bookmarkStart w:id="13" w:name="_Toc240872226"/>
+      <w:bookmarkStart w:id="13" w:name="_Toc240876171"/>
       <w:r>
         <w:t>2.2 Typography</w:t>
       </w:r>
@@ -7671,7 +7671,7 @@
       <w:pPr>
         <w:pStyle w:val="Heading2"/>
       </w:pPr>
-      <w:bookmarkStart w:id="14" w:name="_Toc240872227"/>
+      <w:bookmarkStart w:id="14" w:name="_Toc240876172"/>
       <w:r>
         <w:t>2.3 Metrics</w:t>
       </w:r>
@@ -8433,7 +8433,7 @@
       <w:pPr>
         <w:pStyle w:val="Heading2"/>
       </w:pPr>
-      <w:bookmarkStart w:id="15" w:name="_Toc240872228"/>
+      <w:bookmarkStart w:id="15" w:name="_Toc240876173"/>
       <w:r>
         <w:lastRenderedPageBreak/>
         <w:t>2.4 Control States</w:t>
@@ -8837,7 +8837,7 @@
       <w:pPr>
         <w:pStyle w:val="Heading1"/>
       </w:pPr>
-      <w:bookmarkStart w:id="16" w:name="_Toc240872229"/>
+      <w:bookmarkStart w:id="16" w:name="_Toc240876174"/>
       <w:r>
         <w:lastRenderedPageBreak/>
         <w:t>3. Application Shell</w:t>
@@ -8848,7 +8848,7 @@
       <w:pPr>
         <w:pStyle w:val="Heading2"/>
       </w:pPr>
-      <w:bookmarkStart w:id="17" w:name="_Toc240872230"/>
+      <w:bookmarkStart w:id="17" w:name="_Toc240876175"/>
       <w:r>
         <w:t>3.1 Window</w:t>
       </w:r>
@@ -8868,7 +8868,7 @@
       <w:pPr>
         <w:pStyle w:val="Heading2"/>
       </w:pPr>
-      <w:bookmarkStart w:id="18" w:name="_Toc240872231"/>
+      <w:bookmarkStart w:id="18" w:name="_Toc240876176"/>
       <w:r>
         <w:t>3.2 Regions</w:t>
       </w:r>
@@ -9340,7 +9340,7 @@
       <w:pPr>
         <w:pStyle w:val="Heading2"/>
       </w:pPr>
-      <w:bookmarkStart w:id="19" w:name="_Toc240872232"/>
+      <w:bookmarkStart w:id="19" w:name="_Toc240876177"/>
       <w:r>
         <w:t>3.3 Navigation Rail</w:t>
       </w:r>
@@ -10397,7 +10397,7 @@
       <w:pPr>
         <w:pStyle w:val="Heading2"/>
       </w:pPr>
-      <w:bookmarkStart w:id="20" w:name="_Toc240872233"/>
+      <w:bookmarkStart w:id="20" w:name="_Toc240876178"/>
       <w:r>
         <w:lastRenderedPageBreak/>
         <w:t>3.4 Header</w:t>
@@ -10421,7 +10421,7 @@
       <w:pPr>
         <w:pStyle w:val="Heading1"/>
       </w:pPr>
-      <w:bookmarkStart w:id="21" w:name="_Toc240872234"/>
+      <w:bookmarkStart w:id="21" w:name="_Toc240876179"/>
       <w:r>
         <w:lastRenderedPageBreak/>
         <w:t>4. Shared Components</w:t>
@@ -11539,7 +11539,7 @@
       <w:pPr>
         <w:pStyle w:val="Heading1"/>
       </w:pPr>
-      <w:bookmarkStart w:id="22" w:name="_Toc240872235"/>
+      <w:bookmarkStart w:id="22" w:name="_Toc240876180"/>
       <w:r>
         <w:lastRenderedPageBreak/>
         <w:t>5. Screen Inventory</w:t>
@@ -13180,7 +13180,7 @@
       <w:pPr>
         <w:pStyle w:val="Heading1"/>
       </w:pPr>
-      <w:bookmarkStart w:id="23" w:name="_Toc240872236"/>
+      <w:bookmarkStart w:id="23" w:name="_Toc240876181"/>
       <w:r>
         <w:lastRenderedPageBreak/>
         <w:t>6. Screen Specifications</w:t>
@@ -13191,7 +13191,7 @@
       <w:pPr>
         <w:pStyle w:val="Heading2"/>
       </w:pPr>
-      <w:bookmarkStart w:id="24" w:name="_Toc240872237"/>
+      <w:bookmarkStart w:id="24" w:name="_Toc240876182"/>
       <w:r>
         <w:t>6.1 SCR-01 Dashboard</w:t>
       </w:r>
@@ -13494,7 +13494,7 @@
       <w:pPr>
         <w:pStyle w:val="Heading2"/>
       </w:pPr>
-      <w:bookmarkStart w:id="25" w:name="_Toc240872238"/>
+      <w:bookmarkStart w:id="25" w:name="_Toc240876183"/>
       <w:r>
         <w:t>6.2 SCR-02 Live View</w:t>
       </w:r>
@@ -13574,7 +13574,7 @@
       <w:pPr>
         <w:pStyle w:val="Heading2"/>
       </w:pPr>
-      <w:bookmarkStart w:id="26" w:name="_Toc240872239"/>
+      <w:bookmarkStart w:id="26" w:name="_Toc240876184"/>
       <w:r>
         <w:t>6.3 SCR-03 Playback</w:t>
       </w:r>
@@ -13818,7 +13818,7 @@
       <w:pPr>
         <w:pStyle w:val="Heading2"/>
       </w:pPr>
-      <w:bookmarkStart w:id="27" w:name="_Toc240872240"/>
+      <w:bookmarkStart w:id="27" w:name="_Toc240876185"/>
       <w:r>
         <w:t>6.4 SCR-04 Camera List</w:t>
       </w:r>
@@ -13833,7 +13833,7 @@
       <w:pPr>
         <w:pStyle w:val="Heading2"/>
       </w:pPr>
-      <w:bookmarkStart w:id="28" w:name="_Toc240872241"/>
+      <w:bookmarkStart w:id="28" w:name="_Toc240876186"/>
       <w:r>
         <w:t>6.5 SCR-05 Device Management</w:t>
       </w:r>
@@ -14239,7 +14239,7 @@
       <w:pPr>
         <w:pStyle w:val="Heading2"/>
       </w:pPr>
-      <w:bookmarkStart w:id="29" w:name="_Toc240872242"/>
+      <w:bookmarkStart w:id="29" w:name="_Toc240876187"/>
       <w:r>
         <w:t>6.6 SCR-06 PTZ Control</w:t>
       </w:r>
@@ -14306,7 +14306,7 @@
       <w:pPr>
         <w:pStyle w:val="Heading2"/>
       </w:pPr>
-      <w:bookmarkStart w:id="30" w:name="_Toc240872243"/>
+      <w:bookmarkStart w:id="30" w:name="_Toc240876188"/>
       <w:r>
         <w:t>6.7 SCR-07 Object Detection</w:t>
       </w:r>
@@ -14550,7 +14550,7 @@
       <w:pPr>
         <w:pStyle w:val="Heading2"/>
       </w:pPr>
-      <w:bookmarkStart w:id="31" w:name="_Toc240872244"/>
+      <w:bookmarkStart w:id="31" w:name="_Toc240876189"/>
       <w:r>
         <w:t>6.8 SCR-08 Face Recognition</w:t>
       </w:r>
@@ -14799,7 +14799,7 @@
       <w:pPr>
         <w:pStyle w:val="Heading2"/>
       </w:pPr>
-      <w:bookmarkStart w:id="32" w:name="_Toc240872245"/>
+      <w:bookmarkStart w:id="32" w:name="_Toc240876190"/>
       <w:r>
         <w:lastRenderedPageBreak/>
         <w:t>6.9 SCR-09 Face Database</w:t>
@@ -15307,7 +15307,7 @@
       <w:pPr>
         <w:pStyle w:val="Heading2"/>
       </w:pPr>
-      <w:bookmarkStart w:id="33" w:name="_Toc240872246"/>
+      <w:bookmarkStart w:id="33" w:name="_Toc240876191"/>
       <w:r>
         <w:t>6.10 SCR-10 Event Log</w:t>
       </w:r>
@@ -15707,7 +15707,7 @@
       <w:pPr>
         <w:pStyle w:val="Heading2"/>
       </w:pPr>
-      <w:bookmarkStart w:id="34" w:name="_Toc240872247"/>
+      <w:bookmarkStart w:id="34" w:name="_Toc240876192"/>
       <w:r>
         <w:t>6.11 SCR-11 User Management</w:t>
       </w:r>
@@ -15908,7 +15908,7 @@
       <w:pPr>
         <w:pStyle w:val="Heading2"/>
       </w:pPr>
-      <w:bookmarkStart w:id="35" w:name="_Toc240872248"/>
+      <w:bookmarkStart w:id="35" w:name="_Toc240876193"/>
       <w:r>
         <w:lastRenderedPageBreak/>
         <w:t>6.12 SCR-12 System Information</w:t>
@@ -16212,7 +16212,7 @@
       <w:pPr>
         <w:pStyle w:val="Heading2"/>
       </w:pPr>
-      <w:bookmarkStart w:id="36" w:name="_Toc240872249"/>
+      <w:bookmarkStart w:id="36" w:name="_Toc240876194"/>
       <w:r>
         <w:t>6.13 SCR-13 Settings</w:t>
       </w:r>
@@ -16528,7 +16528,7 @@
       <w:pPr>
         <w:pStyle w:val="Heading1"/>
       </w:pPr>
-      <w:bookmarkStart w:id="37" w:name="_Toc240872250"/>
+      <w:bookmarkStart w:id="37" w:name="_Toc240876195"/>
       <w:r>
         <w:lastRenderedPageBreak/>
         <w:t>7. Dialogs</w:t>
@@ -16539,7 +16539,7 @@
       <w:pPr>
         <w:pStyle w:val="Heading2"/>
       </w:pPr>
-      <w:bookmarkStart w:id="38" w:name="_Toc240872251"/>
+      <w:bookmarkStart w:id="38" w:name="_Toc240876196"/>
       <w:r>
         <w:t>7.1 DLG-01 Splash</w:t>
       </w:r>
@@ -16554,7 +16554,7 @@
       <w:pPr>
         <w:pStyle w:val="Heading2"/>
       </w:pPr>
-      <w:bookmarkStart w:id="39" w:name="_Toc240872252"/>
+      <w:bookmarkStart w:id="39" w:name="_Toc240876197"/>
       <w:r>
         <w:t>7.2 DLG-02 Sign In</w:t>
       </w:r>
@@ -16569,7 +16569,7 @@
       <w:pPr>
         <w:pStyle w:val="Heading2"/>
       </w:pPr>
-      <w:bookmarkStart w:id="40" w:name="_Toc240872253"/>
+      <w:bookmarkStart w:id="40" w:name="_Toc240876198"/>
       <w:r>
         <w:t>7.3 DLG-03 Add / Edit Device</w:t>
       </w:r>
@@ -16584,7 +16584,7 @@
       <w:pPr>
         <w:pStyle w:val="Heading2"/>
       </w:pPr>
-      <w:bookmarkStart w:id="41" w:name="_Toc240872254"/>
+      <w:bookmarkStart w:id="41" w:name="_Toc240876199"/>
       <w:r>
         <w:t>7.4 DLG-04 Discovery</w:t>
       </w:r>
@@ -16599,7 +16599,7 @@
       <w:pPr>
         <w:pStyle w:val="Heading2"/>
       </w:pPr>
-      <w:bookmarkStart w:id="42" w:name="_Toc240872255"/>
+      <w:bookmarkStart w:id="42" w:name="_Toc240876200"/>
       <w:r>
         <w:t>7.5 DLG-05 Add / Edit Face</w:t>
       </w:r>
@@ -16666,7 +16666,7 @@
       <w:pPr>
         <w:pStyle w:val="Heading2"/>
       </w:pPr>
-      <w:bookmarkStart w:id="43" w:name="_Toc240872256"/>
+      <w:bookmarkStart w:id="43" w:name="_Toc240876201"/>
       <w:r>
         <w:t>7.6 DLG-06 Add / Edit User</w:t>
       </w:r>
@@ -16681,7 +16681,7 @@
       <w:pPr>
         <w:pStyle w:val="Heading2"/>
       </w:pPr>
-      <w:bookmarkStart w:id="44" w:name="_Toc240872257"/>
+      <w:bookmarkStart w:id="44" w:name="_Toc240876202"/>
       <w:r>
         <w:t>7.7 DLG-07 Full Screen Viewer</w:t>
       </w:r>
@@ -16696,7 +16696,7 @@
       <w:pPr>
         <w:pStyle w:val="Heading2"/>
       </w:pPr>
-      <w:bookmarkStart w:id="45" w:name="_Toc240872258"/>
+      <w:bookmarkStart w:id="45" w:name="_Toc240876203"/>
       <w:r>
         <w:t>7.8 DLG-08 Prompt</w:t>
       </w:r>
@@ -16719,7 +16719,7 @@
       <w:pPr>
         <w:pStyle w:val="Heading1"/>
       </w:pPr>
-      <w:bookmarkStart w:id="46" w:name="_Toc240872259"/>
+      <w:bookmarkStart w:id="46" w:name="_Toc240876204"/>
       <w:r>
         <w:lastRenderedPageBreak/>
         <w:t>8. Interaction</w:t>
@@ -16730,7 +16730,7 @@
       <w:pPr>
         <w:pStyle w:val="Heading2"/>
       </w:pPr>
-      <w:bookmarkStart w:id="47" w:name="_Toc240872260"/>
+      <w:bookmarkStart w:id="47" w:name="_Toc240876205"/>
       <w:r>
         <w:t>8.1 Keyboard</w:t>
       </w:r>
@@ -17023,7 +17023,7 @@
       <w:pPr>
         <w:pStyle w:val="Heading2"/>
       </w:pPr>
-      <w:bookmarkStart w:id="48" w:name="_Toc240872261"/>
+      <w:bookmarkStart w:id="48" w:name="_Toc240876206"/>
       <w:r>
         <w:t>8.2 Confirmation and Feedback</w:t>
       </w:r>
@@ -17098,7 +17098,7 @@
       <w:pPr>
         <w:pStyle w:val="Heading2"/>
       </w:pPr>
-      <w:bookmarkStart w:id="49" w:name="_Toc240872262"/>
+      <w:bookmarkStart w:id="49" w:name="_Toc240876207"/>
       <w:r>
         <w:t>8.3 Empty States</w:t>
       </w:r>
@@ -17121,7 +17121,7 @@
       <w:pPr>
         <w:pStyle w:val="Heading1"/>
       </w:pPr>
-      <w:bookmarkStart w:id="50" w:name="_Toc240872263"/>
+      <w:bookmarkStart w:id="50" w:name="_Toc240876208"/>
       <w:r>
         <w:lastRenderedPageBreak/>
         <w:t>9. Presentation Constraints</w:t>
@@ -17468,7 +17468,7 @@
       <w:pPr>
         <w:pStyle w:val="Heading1"/>
       </w:pPr>
-      <w:bookmarkStart w:id="51" w:name="_Toc240872264"/>
+      <w:bookmarkStart w:id="51" w:name="_Toc240876209"/>
       <w:r>
         <w:t>10. Accessibility and Known Gaps</w:t>
       </w:r>
@@ -18002,7 +18002,7 @@
 <file path=word/numbering.xml><?xml version="1.0" encoding="utf-8"?>
 <w:numbering xmlns:wpc="http://schemas.microsoft.com/office/word/2010/wordprocessingCanvas" xmlns:cx="http://schemas.microsoft.com/office/drawing/2014/chartex" xmlns:mc="http://schemas.openxmlformats.org/markup-compatibility/2006" xmlns:o="urn:schemas-microsoft-com:office:office" xmlns:r="http://schemas.openxmlformats.org/officeDocument/2006/relationships" xmlns:m="http://schemas.openxmlformats.org/officeDocument/2006/math" xmlns:v="urn:schemas-microsoft-com:vml" xmlns:wp14="http://schemas.microsoft.com/office/word/2010/wordprocessingDrawing" xmlns:wp="http://schemas.openxmlformats.org/drawingml/2006/wordprocessingDrawing" xmlns:w10="urn:schemas-microsoft-com:office:word" xmlns:w="http://schemas.openxmlformats.org/wordprocessingml/2006/main" xmlns:w14="http://schemas.microsoft.com/office/word/2010/wordml" xmlns:w15="http://schemas.microsoft.com/office/word/2012/wordml" xmlns:w16se="http://schemas.microsoft.com/office/word/2015/wordml/symex" xmlns:wpg="http://schemas.microsoft.com/office/word/2010/wordprocessingGroup" xmlns:wpi="http://schemas.microsoft.com/office/word/2010/wordprocessingInk" xmlns:wne="http://schemas.microsoft.com/office/word/2006/wordml" xmlns:wps="http://schemas.microsoft.com/office/word/2010/wordprocessingShape" mc:Ignorable="w14 w15 w16se wp14">
   <w:abstractNum w:abstractNumId="0" w15:restartNumberingAfterBreak="0">
-    <w:nsid w:val="3580324B"/>
+    <w:nsid w:val="3B00404B"/>
     <w:multiLevelType w:val="singleLevel"/>
     <w:tmpl w:val="04090001"/>
     <w:lvl w:ilvl="0">
@@ -18019,7 +18019,7 @@
     </w:lvl>
   </w:abstractNum>
   <w:abstractNum w:abstractNumId="1" w15:restartNumberingAfterBreak="0">
-    <w:nsid w:val="5B150765"/>
+    <w:nsid w:val="45080681"/>
     <w:multiLevelType w:val="singleLevel"/>
     <w:tmpl w:val="04090001"/>
     <w:lvl w:ilvl="0">
@@ -18036,7 +18036,7 @@
     </w:lvl>
   </w:abstractNum>
   <w:abstractNum w:abstractNumId="2" w15:restartNumberingAfterBreak="0">
-    <w:nsid w:val="60D64E49"/>
+    <w:nsid w:val="55601827"/>
     <w:multiLevelType w:val="singleLevel"/>
     <w:tmpl w:val="04090001"/>
     <w:lvl w:ilvl="0">
@@ -18053,7 +18053,7 @@
     </w:lvl>
   </w:abstractNum>
   <w:abstractNum w:abstractNumId="3" w15:restartNumberingAfterBreak="0">
-    <w:nsid w:val="74E00153"/>
+    <w:nsid w:val="673771F0"/>
     <w:multiLevelType w:val="singleLevel"/>
     <w:tmpl w:val="04090001"/>
     <w:lvl w:ilvl="0">
@@ -18070,16 +18070,16 @@
     </w:lvl>
   </w:abstractNum>
   <w:num w:numId="1">
+    <w:abstractNumId w:val="3"/>
+  </w:num>
+  <w:num w:numId="2">
     <w:abstractNumId w:val="1"/>
   </w:num>
-  <w:num w:numId="2">
-    <w:abstractNumId w:val="0"/>
-  </w:num>
   <w:num w:numId="3">
-    <w:abstractNumId w:val="3"/>
+    <w:abstractNumId w:val="2"/>
   </w:num>
   <w:num w:numId="4">
-    <w:abstractNumId w:val="2"/>
+    <w:abstractNumId w:val="0"/>
   </w:num>
 </w:numbering>
 </file>
@@ -18493,7 +18493,7 @@
     <w:link w:val="Heading1Char"/>
     <w:uiPriority w:val="9"/>
     <w:qFormat/>
-    <w:rsid w:val="00E90EEA"/>
+    <w:rsid w:val="00D351D9"/>
     <w:pPr>
       <w:keepNext/>
       <w:keepLines/>
@@ -18519,7 +18519,7 @@
     <w:uiPriority w:val="9"/>
     <w:unhideWhenUsed/>
     <w:qFormat/>
-    <w:rsid w:val="00E90EEA"/>
+    <w:rsid w:val="00D351D9"/>
     <w:pPr>
       <w:keepNext/>
       <w:keepLines/>
@@ -18541,7 +18541,7 @@
     <w:uiPriority w:val="9"/>
     <w:unhideWhenUsed/>
     <w:qFormat/>
-    <w:rsid w:val="00E90EEA"/>
+    <w:rsid w:val="00D351D9"/>
     <w:pPr>
       <w:keepNext/>
       <w:keepLines/>
@@ -18565,7 +18565,7 @@
     <w:semiHidden/>
     <w:unhideWhenUsed/>
     <w:qFormat/>
-    <w:rsid w:val="00E90EEA"/>
+    <w:rsid w:val="00D351D9"/>
     <w:pPr>
       <w:keepNext/>
       <w:keepLines/>
@@ -18611,7 +18611,7 @@
     <w:basedOn w:val="DefaultParagraphFont"/>
     <w:link w:val="Heading1"/>
     <w:uiPriority w:val="9"/>
-    <w:rsid w:val="00E90EEA"/>
+    <w:rsid w:val="00D351D9"/>
     <w:rPr>
       <w:rFonts w:ascii="Calibri" w:eastAsiaTheme="majorEastAsia" w:hAnsi="Calibri" w:cs="Calibri"/>
       <w:b/>
@@ -18625,7 +18625,7 @@
     <w:basedOn w:val="DefaultParagraphFont"/>
     <w:link w:val="Heading2"/>
     <w:uiPriority w:val="9"/>
-    <w:rsid w:val="00E90EEA"/>
+    <w:rsid w:val="00D351D9"/>
     <w:rPr>
       <w:rFonts w:ascii="Calibri" w:eastAsiaTheme="majorEastAsia" w:hAnsi="Calibri" w:cs="Calibri"/>
       <w:b/>
@@ -18639,7 +18639,7 @@
     <w:basedOn w:val="DefaultParagraphFont"/>
     <w:link w:val="Heading3"/>
     <w:uiPriority w:val="9"/>
-    <w:rsid w:val="00E90EEA"/>
+    <w:rsid w:val="00D351D9"/>
     <w:rPr>
       <w:rFonts w:ascii="Calibri" w:eastAsiaTheme="majorEastAsia" w:hAnsi="Calibri" w:cs="Calibri"/>
       <w:b/>
@@ -18654,7 +18654,7 @@
     <w:link w:val="Heading4"/>
     <w:uiPriority w:val="9"/>
     <w:semiHidden/>
-    <w:rsid w:val="00E90EEA"/>
+    <w:rsid w:val="00D351D9"/>
     <w:rPr>
       <w:rFonts w:ascii="Calibri" w:eastAsiaTheme="majorEastAsia" w:hAnsi="Calibri" w:cs="Calibri"/>
       <w:b/>
@@ -18671,7 +18671,7 @@
     <w:autoRedefine/>
     <w:uiPriority w:val="39"/>
     <w:unhideWhenUsed/>
-    <w:rsid w:val="00E90EEA"/>
+    <w:rsid w:val="00D351D9"/>
     <w:pPr>
       <w:spacing w:after="100"/>
       <w:ind w:left="210"/>
@@ -18684,7 +18684,7 @@
     <w:autoRedefine/>
     <w:uiPriority w:val="39"/>
     <w:unhideWhenUsed/>
-    <w:rsid w:val="00E90EEA"/>
+    <w:rsid w:val="00D351D9"/>
     <w:pPr>
       <w:spacing w:after="100"/>
     </w:pPr>
@@ -18694,7 +18694,7 @@
     <w:basedOn w:val="Normal"/>
     <w:uiPriority w:val="34"/>
     <w:qFormat/>
-    <w:rsid w:val="00E90EEA"/>
+    <w:rsid w:val="00D351D9"/>
     <w:pPr>
       <w:ind w:left="720"/>
       <w:contextualSpacing/>
@@ -18706,7 +18706,7 @@
     <w:link w:val="HeaderChar"/>
     <w:uiPriority w:val="99"/>
     <w:unhideWhenUsed/>
-    <w:rsid w:val="00E90EEA"/>
+    <w:rsid w:val="00D351D9"/>
     <w:pPr>
       <w:tabs>
         <w:tab w:val="center" w:pos="4680"/>
@@ -18720,7 +18720,7 @@
     <w:basedOn w:val="DefaultParagraphFont"/>
     <w:link w:val="Header"/>
     <w:uiPriority w:val="99"/>
-    <w:rsid w:val="00E90EEA"/>
+    <w:rsid w:val="00D351D9"/>
     <w:rPr>
       <w:rFonts w:ascii="Calibri" w:hAnsi="Calibri" w:cs="Calibri"/>
       <w:color w:val="1B2431"/>
@@ -18733,7 +18733,7 @@
     <w:link w:val="FooterChar"/>
     <w:uiPriority w:val="99"/>
     <w:unhideWhenUsed/>
-    <w:rsid w:val="00E90EEA"/>
+    <w:rsid w:val="00D351D9"/>
     <w:pPr>
       <w:tabs>
         <w:tab w:val="center" w:pos="4680"/>
@@ -18747,7 +18747,7 @@
     <w:basedOn w:val="DefaultParagraphFont"/>
     <w:link w:val="Footer"/>
     <w:uiPriority w:val="99"/>
-    <w:rsid w:val="00E90EEA"/>
+    <w:rsid w:val="00D351D9"/>
     <w:rPr>
       <w:rFonts w:ascii="Calibri" w:hAnsi="Calibri" w:cs="Calibri"/>
       <w:color w:val="1B2431"/>
@@ -18761,7 +18761,7 @@
     <w:autoRedefine/>
     <w:uiPriority w:val="39"/>
     <w:unhideWhenUsed/>
-    <w:rsid w:val="00E90EEA"/>
+    <w:rsid w:val="00D351D9"/>
     <w:pPr>
       <w:spacing w:after="100"/>
       <w:ind w:left="420"/>
